--- a/docassemble/MEPowerOfAttorneyAndDelegationByParentOrGuardian/data/templates/WORKINGtest_power_of_attorney_and_delegation_by_parent_or_guardian_next_steps.docx
+++ b/docassemble/MEPowerOfAttorneyAndDelegationByParentOrGuardian/data/templates/WORKINGtest_power_of_attorney_and_delegation_by_parent_or_guardian_next_steps.docx
@@ -79,6 +79,54 @@
       <w:bookmarkEnd w:id="0"/>
       <w:r>
         <w:t>Next steps</w:t>
+      </w:r>
+    </w:p>
+    <w:p>
+      <w:pPr>
+        <w:pStyle w:val="ListParagraph"/>
+        <w:numPr>
+          <w:ilvl w:val="0"/>
+          <w:numId w:val="1"/>
+        </w:numPr>
+        <w:suppressAutoHyphens/>
+        <w:snapToGrid w:val="0"/>
+        <w:rPr>
+          <w14:textOutline w14:w="9525" w14:cap="rnd" w14:cmpd="sng" w14:algn="ctr">
+            <w14:noFill/>
+            <w14:prstDash w14:val="solid"/>
+            <w14:bevel/>
+          </w14:textOutline>
+        </w:rPr>
+      </w:pPr>
+      <w:r>
+        <w:rPr>
+          <w14:textOutline w14:w="9525" w14:cap="rnd" w14:cmpd="sng" w14:algn="ctr">
+            <w14:noFill/>
+            <w14:prstDash w14:val="solid"/>
+            <w14:bevel/>
+          </w14:textOutline>
+        </w:rPr>
+        <w:t>If your document is unsigned, sig</w:t>
+      </w:r>
+      <w:r>
+        <w:rPr>
+          <w14:textOutline w14:w="9525" w14:cap="rnd" w14:cmpd="sng" w14:algn="ctr">
+            <w14:noFill/>
+            <w14:prstDash w14:val="solid"/>
+            <w14:bevel/>
+          </w14:textOutline>
+        </w:rPr>
+        <w:t>n</w:t>
+      </w:r>
+      <w:r>
+        <w:rPr>
+          <w14:textOutline w14:w="9525" w14:cap="rnd" w14:cmpd="sng" w14:algn="ctr">
+            <w14:noFill/>
+            <w14:prstDash w14:val="solid"/>
+            <w14:bevel/>
+          </w14:textOutline>
+        </w:rPr>
+        <w:t xml:space="preserve"> it in the presence of two witnesses and a notary public.</w:t>
       </w:r>
     </w:p>
     <w:p>
@@ -357,86 +405,6 @@
         <w:numPr>
           <w:ilvl w:val="0"/>
           <w:numId w:val="8"/>
-        </w:numPr>
-        <w:ind w:left="360"/>
-      </w:pPr>
-      <w:r>
-        <w:t>{%p endfor %}</w:t>
-      </w:r>
-    </w:p>
-    <w:p>
-      <w:r>
-        <w:t>{%p endif %}</w:t>
-      </w:r>
-    </w:p>
-    <w:p>
-      <w:pPr>
-        <w:pStyle w:val="Heading2"/>
-      </w:pPr>
-      <w:r>
-        <w:t xml:space="preserve">What happens after </w:t>
-      </w:r>
-      <w:r>
-        <w:t>your designee</w:t>
-      </w:r>
-      <w:r>
-        <w:t xml:space="preserve"> makes a decision?</w:t>
-      </w:r>
-    </w:p>
-    <w:p>
-      <w:r>
-        <w:t>If the judge decides to grant your appeal:</w:t>
-      </w:r>
-    </w:p>
-    <w:p>
-      <w:r>
-        <w:t xml:space="preserve">{%p if </w:t>
-      </w:r>
-      <w:r>
-        <w:t>al_next_steps_enabled and al_n</w:t>
-      </w:r>
-      <w:r>
-        <w:t>ext_s</w:t>
-      </w:r>
-      <w:r>
-        <w:t>teps_what_can_decision_maker_do %}</w:t>
-      </w:r>
-    </w:p>
-    <w:p>
-      <w:pPr>
-        <w:pStyle w:val="ListParagraph"/>
-        <w:numPr>
-          <w:ilvl w:val="0"/>
-          <w:numId w:val="9"/>
-        </w:numPr>
-        <w:ind w:left="360"/>
-      </w:pPr>
-      <w:r>
-        <w:t xml:space="preserve">{%p for line in </w:t>
-      </w:r>
-      <w:r>
-        <w:t>al_next_steps_what_happens_if_i_win.split("\n") %}</w:t>
-      </w:r>
-    </w:p>
-    <w:p>
-      <w:pPr>
-        <w:pStyle w:val="ListParagraph"/>
-        <w:numPr>
-          <w:ilvl w:val="0"/>
-          <w:numId w:val="9"/>
-        </w:numPr>
-        <w:ind w:left="360"/>
-      </w:pPr>
-      <w:r>
-        <w:t>{{ fix_punctuation(line) }}</w:t>
-      </w:r>
-    </w:p>
-    <w:p>
-      <w:pPr>
-        <w:pStyle w:val="ListParagraph"/>
-        <w:numPr>
-          <w:ilvl w:val="0"/>
-          <w:numId w:val="9"/>
         </w:numPr>
         <w:ind w:left="360"/>
       </w:pPr>
